--- a/Documents/User Guide (Ver 3.4).docx
+++ b/Documents/User Guide (Ver 3.4).docx
@@ -2309,14 +2309,7 @@
           <w:i/>
           <w:iCs/>
         </w:rPr>
-        <w:t>Figure 3.</w:t>
-      </w:r>
-      <w:r>
-        <w:rPr>
-          <w:i/>
-          <w:iCs/>
-        </w:rPr>
-        <w:t xml:space="preserve"> A photo positioned under the grid — whatever falls inside the frame becomes the mosaic.</w:t>
+        <w:t>Figure 3. A photo positioned under the grid — whatever falls inside the frame becomes the mosaic.</w:t>
       </w:r>
     </w:p>
     <w:p>
@@ -2629,14 +2622,7 @@
           <w:i/>
           <w:iCs/>
         </w:rPr>
-        <w:t>Figure 4.</w:t>
-      </w:r>
-      <w:r>
-        <w:rPr>
-          <w:i/>
-          <w:iCs/>
-        </w:rPr>
-        <w:t xml:space="preserve"> The finished mosaic on its baseplate.</w:t>
+        <w:t>Figure 4. The finished mosaic on its baseplate.</w:t>
       </w:r>
     </w:p>
     <w:p>
@@ -2903,14 +2889,7 @@
           <w:i/>
           <w:iCs/>
         </w:rPr>
-        <w:t>Figure 5.</w:t>
-      </w:r>
-      <w:r>
-        <w:rPr>
-          <w:i/>
-          <w:iCs/>
-        </w:rPr>
-        <w:t xml:space="preserve"> The same drawing averaged, and with Sample as line art on.</w:t>
+        <w:t>Figure 5. The same drawing averaged, and with Sample as line art on.</w:t>
       </w:r>
     </w:p>
     <w:p>
@@ -2979,14 +2958,7 @@
           <w:i/>
           <w:iCs/>
         </w:rPr>
-        <w:t>Figure 6.</w:t>
-      </w:r>
-      <w:r>
-        <w:rPr>
-          <w:i/>
-          <w:iCs/>
-        </w:rPr>
-        <w:t xml:space="preserve"> A drawing rendered as dots, beside its source.</w:t>
+        <w:t>Figure 6. A drawing rendered as dots, beside its source.</w:t>
       </w:r>
     </w:p>
     <w:p>
@@ -3411,14 +3383,7 @@
           <w:i/>
           <w:iCs/>
         </w:rPr>
-        <w:t>Figure 8.</w:t>
-      </w:r>
-      <w:r>
-        <w:rPr>
-          <w:i/>
-          <w:iCs/>
-        </w:rPr>
-        <w:t xml:space="preserve"> Transparent makes the tiles translucent so the photo shows through.</w:t>
+        <w:t>Figure 8. Transparent makes the tiles translucent so the photo shows through.</w:t>
       </w:r>
     </w:p>
     <w:p>
@@ -3570,70 +3535,60 @@
         <w:keepNext/>
         <w:spacing w:before="120"/>
         <w:jc w:val="center"/>
-        <w:rPr>
-          <w:ins w:id="4500" w:author="Figures" w:date="2026-08-10T00:00:00Z"/>
-        </w:rPr>
-      </w:pPr>
-      <w:ins w:id="4000" w:author="Figures" w:date="2026-08-10T00:00:00Z">
-        <w:r>
-          <w:rPr>
-            <w:noProof/>
-          </w:rPr>
-          <w:drawing>
-            <wp:inline distT="0" distB="0" distL="0" distR="0">
-              <wp:extent cx="3840480" cy="3761294"/>
-              <wp:effectExtent l="0" t="0" r="0" b="0"/>
-              <wp:docPr id="2100" name="Figure2100"/>
-              <wp:cNvGraphicFramePr>
-                <a:graphicFrameLocks xmlns:a="http://schemas.openxmlformats.org/drawingml/2006/main" noChangeAspect="1"/>
-              </wp:cNvGraphicFramePr>
-              <a:graphic xmlns:a="http://schemas.openxmlformats.org/drawingml/2006/main">
-                <a:graphicData uri="http://schemas.openxmlformats.org/drawingml/2006/picture">
-                  <pic:pic xmlns:pic="http://schemas.openxmlformats.org/drawingml/2006/picture">
-                    <pic:nvPicPr>
-                      <pic:cNvPr id="2100" name="Figure2100.png"/>
-                      <pic:cNvPicPr/>
-                    </pic:nvPicPr>
-                    <pic:blipFill>
-                      <a:blip r:embed="rId21"/>
-                      <a:stretch>
-                        <a:fillRect/>
-                      </a:stretch>
-                    </pic:blipFill>
-                    <pic:spPr>
-                      <a:xfrm>
-                        <a:off x="0" y="0"/>
-                        <a:ext cx="3840480" cy="3761294"/>
-                      </a:xfrm>
-                      <a:prstGeom prst="rect">
-                        <a:avLst/>
-                      </a:prstGeom>
-                    </pic:spPr>
-                  </pic:pic>
-                </a:graphicData>
-              </a:graphic>
-            </wp:inline>
-          </w:drawing>
-        </w:r>
-      </w:ins>
+      </w:pPr>
+      <w:r>
+        <w:rPr>
+          <w:noProof/>
+        </w:rPr>
+        <w:drawing>
+          <wp:inline distT="0" distB="0" distL="0" distR="0" wp14:anchorId="3C6C8A76" wp14:editId="2B08B460">
+            <wp:extent cx="3840480" cy="3761294"/>
+            <wp:effectExtent l="0" t="0" r="0" b="0"/>
+            <wp:docPr id="2100" name="Figure2100"/>
+            <wp:cNvGraphicFramePr>
+              <a:graphicFrameLocks xmlns:a="http://schemas.openxmlformats.org/drawingml/2006/main" noChangeAspect="1"/>
+            </wp:cNvGraphicFramePr>
+            <a:graphic xmlns:a="http://schemas.openxmlformats.org/drawingml/2006/main">
+              <a:graphicData uri="http://schemas.openxmlformats.org/drawingml/2006/picture">
+                <pic:pic xmlns:pic="http://schemas.openxmlformats.org/drawingml/2006/picture">
+                  <pic:nvPicPr>
+                    <pic:cNvPr id="2100" name="Figure2100.png"/>
+                    <pic:cNvPicPr/>
+                  </pic:nvPicPr>
+                  <pic:blipFill>
+                    <a:blip r:embed="rId18"/>
+                    <a:stretch>
+                      <a:fillRect/>
+                    </a:stretch>
+                  </pic:blipFill>
+                  <pic:spPr>
+                    <a:xfrm>
+                      <a:off x="0" y="0"/>
+                      <a:ext cx="3840480" cy="3761294"/>
+                    </a:xfrm>
+                    <a:prstGeom prst="rect">
+                      <a:avLst/>
+                    </a:prstGeom>
+                  </pic:spPr>
+                </pic:pic>
+              </a:graphicData>
+            </a:graphic>
+          </wp:inline>
+        </w:drawing>
+      </w:r>
     </w:p>
     <w:p>
       <w:pPr>
         <w:spacing w:before="60" w:after="120"/>
         <w:jc w:val="center"/>
-        <w:rPr>
-          <w:ins w:id="4505" w:author="Figures" w:date="2026-08-10T00:00:00Z"/>
-        </w:rPr>
-      </w:pPr>
-      <w:ins w:id="4005" w:author="Figures" w:date="2026-08-10T00:00:00Z">
-        <w:r>
-          <w:rPr>
-            <w:i/>
-            <w:iCs/>
-          </w:rPr>
-          <w:t xml:space="preserve">Figure 9. The Paint tool, with a row of tiles painted over the built mosaic by hand.</w:t>
-        </w:r>
-      </w:ins>
+      </w:pPr>
+      <w:r>
+        <w:rPr>
+          <w:i/>
+          <w:iCs/>
+        </w:rPr>
+        <w:t>Figure 9. The Paint tool, with a row of tiles painted over the built mosaic by hand.</w:t>
+      </w:r>
     </w:p>
     <w:p>
       <w:pPr>
@@ -3846,6 +3801,7 @@
         <w:spacing w:before="0" w:beforeAutospacing="0" w:after="60" w:afterAutospacing="0"/>
       </w:pPr>
       <w:r>
+        <w:lastRenderedPageBreak/>
         <w:t>Parts are saved in the project and keep their names when it is reopened.</w:t>
       </w:r>
     </w:p>
@@ -3854,70 +3810,60 @@
         <w:keepNext/>
         <w:spacing w:before="120"/>
         <w:jc w:val="center"/>
-        <w:rPr>
-          <w:ins w:id="4510" w:author="Figures" w:date="2026-08-10T00:00:00Z"/>
-        </w:rPr>
-      </w:pPr>
-      <w:ins w:id="4010" w:author="Figures" w:date="2026-08-10T00:00:00Z">
-        <w:r>
-          <w:rPr>
-            <w:noProof/>
-          </w:rPr>
-          <w:drawing>
-            <wp:inline distT="0" distB="0" distL="0" distR="0">
-              <wp:extent cx="4572000" cy="3026071"/>
-              <wp:effectExtent l="0" t="0" r="0" b="0"/>
-              <wp:docPr id="2101" name="Figure2101"/>
-              <wp:cNvGraphicFramePr>
-                <a:graphicFrameLocks xmlns:a="http://schemas.openxmlformats.org/drawingml/2006/main" noChangeAspect="1"/>
-              </wp:cNvGraphicFramePr>
-              <a:graphic xmlns:a="http://schemas.openxmlformats.org/drawingml/2006/main">
-                <a:graphicData uri="http://schemas.openxmlformats.org/drawingml/2006/picture">
-                  <pic:pic xmlns:pic="http://schemas.openxmlformats.org/drawingml/2006/picture">
-                    <pic:nvPicPr>
-                      <pic:cNvPr id="2101" name="Figure2101.png"/>
-                      <pic:cNvPicPr/>
-                    </pic:nvPicPr>
-                    <pic:blipFill>
-                      <a:blip r:embed="rId22"/>
-                      <a:stretch>
-                        <a:fillRect/>
-                      </a:stretch>
-                    </pic:blipFill>
-                    <pic:spPr>
-                      <a:xfrm>
-                        <a:off x="0" y="0"/>
-                        <a:ext cx="4572000" cy="3026071"/>
-                      </a:xfrm>
-                      <a:prstGeom prst="rect">
-                        <a:avLst/>
-                      </a:prstGeom>
-                    </pic:spPr>
-                  </pic:pic>
-                </a:graphicData>
-              </a:graphic>
-            </wp:inline>
-          </w:drawing>
-        </w:r>
-      </w:ins>
+      </w:pPr>
+      <w:r>
+        <w:rPr>
+          <w:noProof/>
+        </w:rPr>
+        <w:drawing>
+          <wp:inline distT="0" distB="0" distL="0" distR="0" wp14:anchorId="07FC82BF" wp14:editId="7D3091E1">
+            <wp:extent cx="4572000" cy="3026071"/>
+            <wp:effectExtent l="0" t="0" r="0" b="0"/>
+            <wp:docPr id="2101" name="Figure2101"/>
+            <wp:cNvGraphicFramePr>
+              <a:graphicFrameLocks xmlns:a="http://schemas.openxmlformats.org/drawingml/2006/main" noChangeAspect="1"/>
+            </wp:cNvGraphicFramePr>
+            <a:graphic xmlns:a="http://schemas.openxmlformats.org/drawingml/2006/main">
+              <a:graphicData uri="http://schemas.openxmlformats.org/drawingml/2006/picture">
+                <pic:pic xmlns:pic="http://schemas.openxmlformats.org/drawingml/2006/picture">
+                  <pic:nvPicPr>
+                    <pic:cNvPr id="2101" name="Figure2101.png"/>
+                    <pic:cNvPicPr/>
+                  </pic:nvPicPr>
+                  <pic:blipFill>
+                    <a:blip r:embed="rId19"/>
+                    <a:stretch>
+                      <a:fillRect/>
+                    </a:stretch>
+                  </pic:blipFill>
+                  <pic:spPr>
+                    <a:xfrm>
+                      <a:off x="0" y="0"/>
+                      <a:ext cx="4572000" cy="3026071"/>
+                    </a:xfrm>
+                    <a:prstGeom prst="rect">
+                      <a:avLst/>
+                    </a:prstGeom>
+                  </pic:spPr>
+                </pic:pic>
+              </a:graphicData>
+            </a:graphic>
+          </wp:inline>
+        </w:drawing>
+      </w:r>
     </w:p>
     <w:p>
       <w:pPr>
         <w:spacing w:before="60" w:after="120"/>
         <w:jc w:val="center"/>
-        <w:rPr>
-          <w:ins w:id="4515" w:author="Figures" w:date="2026-08-10T00:00:00Z"/>
-        </w:rPr>
-      </w:pPr>
-      <w:ins w:id="4015" w:author="Figures" w:date="2026-08-10T00:00:00Z">
-        <w:r>
-          <w:rPr>
-            <w:i/>
-            <w:iCs/>
-          </w:rPr>
-          <w:t xml:space="preserve">Figure 10. A selection grouped into a part, outlined on the mosaic and listed on the right.</w:t>
-        </w:r>
-      </w:ins>
+      </w:pPr>
+      <w:r>
+        <w:rPr>
+          <w:i/>
+          <w:iCs/>
+        </w:rPr>
+        <w:t>Figure 10. A selection grouped into a part, outlined on the mosaic and listed on the right.</w:t>
+      </w:r>
     </w:p>
     <w:p>
       <w:pPr>
@@ -3949,70 +3895,60 @@
         <w:keepNext/>
         <w:spacing w:before="120"/>
         <w:jc w:val="center"/>
-        <w:rPr>
-          <w:ins w:id="4520" w:author="Figures" w:date="2026-08-10T00:00:00Z"/>
-        </w:rPr>
-      </w:pPr>
-      <w:ins w:id="4020" w:author="Figures" w:date="2026-08-10T00:00:00Z">
-        <w:r>
-          <w:rPr>
-            <w:noProof/>
-          </w:rPr>
-          <w:drawing>
-            <wp:inline distT="0" distB="0" distL="0" distR="0">
-              <wp:extent cx="5486400" cy="1067822"/>
-              <wp:effectExtent l="0" t="0" r="0" b="0"/>
-              <wp:docPr id="2102" name="Figure2102"/>
-              <wp:cNvGraphicFramePr>
-                <a:graphicFrameLocks xmlns:a="http://schemas.openxmlformats.org/drawingml/2006/main" noChangeAspect="1"/>
-              </wp:cNvGraphicFramePr>
-              <a:graphic xmlns:a="http://schemas.openxmlformats.org/drawingml/2006/main">
-                <a:graphicData uri="http://schemas.openxmlformats.org/drawingml/2006/picture">
-                  <pic:pic xmlns:pic="http://schemas.openxmlformats.org/drawingml/2006/picture">
-                    <pic:nvPicPr>
-                      <pic:cNvPr id="2102" name="Figure2102.png"/>
-                      <pic:cNvPicPr/>
-                    </pic:nvPicPr>
-                    <pic:blipFill>
-                      <a:blip r:embed="rId23"/>
-                      <a:stretch>
-                        <a:fillRect/>
-                      </a:stretch>
-                    </pic:blipFill>
-                    <pic:spPr>
-                      <a:xfrm>
-                        <a:off x="0" y="0"/>
-                        <a:ext cx="5486400" cy="1067822"/>
-                      </a:xfrm>
-                      <a:prstGeom prst="rect">
-                        <a:avLst/>
-                      </a:prstGeom>
-                    </pic:spPr>
-                  </pic:pic>
-                </a:graphicData>
-              </a:graphic>
-            </wp:inline>
-          </w:drawing>
-        </w:r>
-      </w:ins>
+      </w:pPr>
+      <w:r>
+        <w:rPr>
+          <w:noProof/>
+        </w:rPr>
+        <w:drawing>
+          <wp:inline distT="0" distB="0" distL="0" distR="0" wp14:anchorId="4B59634B" wp14:editId="3F430625">
+            <wp:extent cx="5486400" cy="1067822"/>
+            <wp:effectExtent l="0" t="0" r="0" b="0"/>
+            <wp:docPr id="2102" name="Figure2102"/>
+            <wp:cNvGraphicFramePr>
+              <a:graphicFrameLocks xmlns:a="http://schemas.openxmlformats.org/drawingml/2006/main" noChangeAspect="1"/>
+            </wp:cNvGraphicFramePr>
+            <a:graphic xmlns:a="http://schemas.openxmlformats.org/drawingml/2006/main">
+              <a:graphicData uri="http://schemas.openxmlformats.org/drawingml/2006/picture">
+                <pic:pic xmlns:pic="http://schemas.openxmlformats.org/drawingml/2006/picture">
+                  <pic:nvPicPr>
+                    <pic:cNvPr id="2102" name="Figure2102.png"/>
+                    <pic:cNvPicPr/>
+                  </pic:nvPicPr>
+                  <pic:blipFill>
+                    <a:blip r:embed="rId20"/>
+                    <a:stretch>
+                      <a:fillRect/>
+                    </a:stretch>
+                  </pic:blipFill>
+                  <pic:spPr>
+                    <a:xfrm>
+                      <a:off x="0" y="0"/>
+                      <a:ext cx="5486400" cy="1067822"/>
+                    </a:xfrm>
+                    <a:prstGeom prst="rect">
+                      <a:avLst/>
+                    </a:prstGeom>
+                  </pic:spPr>
+                </pic:pic>
+              </a:graphicData>
+            </a:graphic>
+          </wp:inline>
+        </w:drawing>
+      </w:r>
     </w:p>
     <w:p>
       <w:pPr>
         <w:spacing w:before="60" w:after="120"/>
         <w:jc w:val="center"/>
-        <w:rPr>
-          <w:ins w:id="4525" w:author="Figures" w:date="2026-08-10T00:00:00Z"/>
-        </w:rPr>
-      </w:pPr>
-      <w:ins w:id="4025" w:author="Figures" w:date="2026-08-10T00:00:00Z">
-        <w:r>
-          <w:rPr>
-            <w:i/>
-            <w:iCs/>
-          </w:rPr>
-          <w:t xml:space="preserve">Figure 11. The tile list beneath the printed sheet: every color with the number of tiles the design uses.</w:t>
-        </w:r>
-      </w:ins>
+      </w:pPr>
+      <w:r>
+        <w:rPr>
+          <w:i/>
+          <w:iCs/>
+        </w:rPr>
+        <w:t>Figure 11. The tile list beneath the printed sheet: every color with the number of tiles the design uses.</w:t>
+      </w:r>
     </w:p>
     <w:p>
       <w:pPr>
@@ -6069,7 +6005,7 @@
       </w:pPr>
     </w:p>
     <w:sectPr>
-      <w:footerReference w:type="default" r:id="rId18"/>
+      <w:footerReference w:type="default" r:id="rId21"/>
       <w:pgSz w:w="12240" w:h="15840"/>
       <w:pgMar w:top="1440" w:right="1530" w:bottom="1440" w:left="1440" w:header="720" w:footer="720" w:gutter="0"/>
       <w:pgNumType w:start="1"/>
